--- a/01-gestao-projeto/05-ata-reuniao.docx
+++ b/01-gestao-projeto/05-ata-reuniao.docx
@@ -66,13 +66,69 @@
       </w:r>
     </w:p>
     <w:p>
+      <w:pPr>
+        <w:pStyle w:val="BlockText"/>
+      </w:pPr>
+      <w:r>
+        <w:rPr>
+          <w:b/>
+          <w:bCs/>
+        </w:rPr>
+        <w:t xml:space="preserve">Antes:</w:t>
+      </w:r>
+      <w:r>
+        <w:t xml:space="preserve"> </w:t>
+      </w:r>
+      <w:hyperlink r:id="rId49">
+        <w:r>
+          <w:rPr>
+            <w:rStyle w:val="Hyperlink"/>
+          </w:rPr>
+          <w:t xml:space="preserve">Convocatória e Agenda</w:t>
+        </w:r>
+      </w:hyperlink>
+      <w:r>
+        <w:t xml:space="preserve"> </w:t>
+      </w:r>
+      <w:r>
+        <w:t xml:space="preserve">·</w:t>
+      </w:r>
+      <w:r>
+        <w:t xml:space="preserve"> </w:t>
+      </w:r>
+      <w:r>
+        <w:rPr>
+          <w:b/>
+          <w:bCs/>
+        </w:rPr>
+        <w:t xml:space="preserve">Depois:</w:t>
+      </w:r>
+      <w:r>
+        <w:t xml:space="preserve"> </w:t>
+      </w:r>
+      <w:r>
+        <w:t xml:space="preserve">as ações passam ao</w:t>
+      </w:r>
+      <w:r>
+        <w:t xml:space="preserve"> </w:t>
+      </w:r>
+      <w:hyperlink r:id="rId50">
+        <w:r>
+          <w:rPr>
+            <w:rStyle w:val="Hyperlink"/>
+          </w:rPr>
+          <w:t xml:space="preserve">Registo de Ações e Próximos Passos</w:t>
+        </w:r>
+      </w:hyperlink>
+    </w:p>
+    <w:p>
       <w:r>
         <w:pict>
           <v:rect style="width:0;height:1.5pt" o:hralign="center" o:hrstd="t" o:hr="t"/>
         </w:pict>
       </w:r>
     </w:p>
-    <w:bookmarkStart w:id="55" w:name="assunto-aaaa-mm-dd"/>
+    <w:bookmarkStart w:id="57" w:name="assunto-aaaa-mm-dd"/>
     <w:p>
       <w:pPr>
         <w:pStyle w:val="Heading2"/>
@@ -223,7 +279,7 @@
         </w:pict>
       </w:r>
     </w:p>
-    <w:bookmarkStart w:id="49" w:name="objetivo-da-reunião"/>
+    <w:bookmarkStart w:id="51" w:name="objetivo-da-reunião"/>
     <w:p>
       <w:pPr>
         <w:pStyle w:val="Heading3"/>
@@ -247,8 +303,8 @@
         </w:pict>
       </w:r>
     </w:p>
-    <w:bookmarkEnd w:id="49"/>
-    <w:bookmarkStart w:id="50" w:name="decisões"/>
+    <w:bookmarkEnd w:id="51"/>
+    <w:bookmarkStart w:id="52" w:name="decisões"/>
     <w:p>
       <w:pPr>
         <w:pStyle w:val="Heading3"/>
@@ -436,8 +492,8 @@
         </w:pict>
       </w:r>
     </w:p>
-    <w:bookmarkEnd w:id="50"/>
-    <w:bookmarkStart w:id="51" w:name="ações"/>
+    <w:bookmarkEnd w:id="52"/>
+    <w:bookmarkStart w:id="53" w:name="ações"/>
     <w:p>
       <w:pPr>
         <w:pStyle w:val="Heading3"/>
@@ -591,14 +647,57 @@
       </w:r>
     </w:p>
     <w:p>
+      <w:pPr>
+        <w:pStyle w:val="BlockText"/>
+      </w:pPr>
+      <w:r>
+        <w:t xml:space="preserve">Copiar para o</w:t>
+      </w:r>
+      <w:r>
+        <w:t xml:space="preserve"> </w:t>
+      </w:r>
+      <w:hyperlink r:id="rId50">
+        <w:r>
+          <w:rPr>
+            <w:rStyle w:val="Hyperlink"/>
+          </w:rPr>
+          <w:t xml:space="preserve">Registo de Ações</w:t>
+        </w:r>
+      </w:hyperlink>
+      <w:r>
+        <w:t xml:space="preserve"> </w:t>
+      </w:r>
+      <w:r>
+        <w:t xml:space="preserve">com o número</w:t>
+      </w:r>
+      <w:r>
+        <w:t xml:space="preserve"> </w:t>
+      </w:r>
+      <w:r>
+        <w:rPr>
+          <w:rStyle w:val="VerbatimChar"/>
+        </w:rPr>
+        <w:t xml:space="preserve">A-nnn</w:t>
+      </w:r>
+      <w:r>
+        <w:t xml:space="preserve">.</w:t>
+      </w:r>
+      <w:r>
+        <w:t xml:space="preserve"> </w:t>
+      </w:r>
+      <w:r>
+        <w:t xml:space="preserve">A ata regista o que se decidiu num dia; o registo é que responde por elas depois.</w:t>
+      </w:r>
+    </w:p>
+    <w:p>
       <w:r>
         <w:pict>
           <v:rect style="width:0;height:1.5pt" o:hralign="center" o:hrstd="t" o:hr="t"/>
         </w:pict>
       </w:r>
     </w:p>
-    <w:bookmarkEnd w:id="51"/>
-    <w:bookmarkStart w:id="52" w:name="em-aberto"/>
+    <w:bookmarkEnd w:id="53"/>
+    <w:bookmarkStart w:id="54" w:name="em-aberto"/>
     <w:p>
       <w:pPr>
         <w:pStyle w:val="Heading3"/>
@@ -745,8 +844,8 @@
         </w:pict>
       </w:r>
     </w:p>
-    <w:bookmarkEnd w:id="52"/>
-    <w:bookmarkStart w:id="53" w:name="riscos-levantados"/>
+    <w:bookmarkEnd w:id="54"/>
+    <w:bookmarkStart w:id="55" w:name="riscos-levantados"/>
     <w:p>
       <w:pPr>
         <w:pStyle w:val="Heading3"/>
@@ -824,8 +923,8 @@
         </w:pict>
       </w:r>
     </w:p>
-    <w:bookmarkEnd w:id="53"/>
-    <w:bookmarkStart w:id="54" w:name="próxima-reunião"/>
+    <w:bookmarkEnd w:id="55"/>
+    <w:bookmarkStart w:id="56" w:name="próxima-reunião"/>
     <w:p>
       <w:pPr>
         <w:pStyle w:val="Heading3"/>
@@ -891,9 +990,9 @@
         </w:pict>
       </w:r>
     </w:p>
-    <w:bookmarkEnd w:id="54"/>
-    <w:bookmarkEnd w:id="55"/>
-    <w:bookmarkStart w:id="57" w:name="registo-consolidado-de-decisões"/>
+    <w:bookmarkEnd w:id="56"/>
+    <w:bookmarkEnd w:id="57"/>
+    <w:bookmarkStart w:id="59" w:name="registo-consolidado-de-decisões"/>
     <w:p>
       <w:pPr>
         <w:pStyle w:val="Heading2"/>
@@ -1070,7 +1169,7 @@
       <w:r>
         <w:t xml:space="preserve"> </w:t>
       </w:r>
-      <w:hyperlink r:id="rId56">
+      <w:hyperlink r:id="rId58">
         <w:r>
           <w:rPr>
             <w:rStyle w:val="Hyperlink"/>
@@ -1082,7 +1181,7 @@
         <w:t xml:space="preserve">, junto do código.</w:t>
       </w:r>
     </w:p>
-    <w:bookmarkEnd w:id="57"/>
+    <w:bookmarkEnd w:id="59"/>
     <w:sectPr>
       <w:footerReference xmlns:r="http://schemas.openxmlformats.org/officeDocument/2006/relationships" r:id="rId40" w:type="default"/>
       <w:pgSz w:h="16838" w:w="11906"/>
